--- a/fuentes/124108_CF02_DU.docx
+++ b/fuentes/124108_CF02_DU.docx
@@ -12517,13 +12517,7 @@
               <w:rPr>
                 <w:lang w:val="es-CO"/>
               </w:rPr>
-              <w:t xml:space="preserve">Profesional 06. </w:t>
-            </w:r>
-            <w:r>
-              <w:rPr>
-                <w:lang w:val="es-CO"/>
-              </w:rPr>
-              <w:t>Responsable del Ecosistema de Recursos Educativos Digitales</w:t>
+              <w:t>Responsable Nacional Ecosistema de Recursos Educativos Digitales (RED) - Profesional 06</w:t>
             </w:r>
           </w:p>
         </w:tc>
@@ -12609,7 +12603,19 @@
               <w:rPr>
                 <w:lang w:val="es-CO"/>
               </w:rPr>
-              <w:t>Centro de Comercio y Servicios – Regional Atlántico</w:t>
+              <w:t xml:space="preserve">Centro de Comercio y Servicios </w:t>
+            </w:r>
+            <w:r>
+              <w:rPr>
+                <w:lang w:val="es-CO"/>
+              </w:rPr>
+              <w:t>-</w:t>
+            </w:r>
+            <w:r>
+              <w:rPr>
+                <w:lang w:val="es-CO"/>
+              </w:rPr>
+              <w:t xml:space="preserve"> Regional Atlántico</w:t>
             </w:r>
           </w:p>
         </w:tc>
@@ -12683,7 +12689,23 @@
                 <w:szCs w:val="24"/>
                 <w:lang w:val="es-CO"/>
               </w:rPr>
-              <w:t>Centro Industrial del Diseño y la Manufactura Regional - Santander</w:t>
+              <w:t>Centro Industrial del Diseño y la Manufactura</w:t>
+            </w:r>
+            <w:r>
+              <w:rPr>
+                <w:rFonts w:cs="Calibri"/>
+                <w:szCs w:val="24"/>
+                <w:lang w:val="es-CO"/>
+              </w:rPr>
+              <w:t xml:space="preserve"> -</w:t>
+            </w:r>
+            <w:r>
+              <w:rPr>
+                <w:rFonts w:cs="Calibri"/>
+                <w:szCs w:val="24"/>
+                <w:lang w:val="es-CO"/>
+              </w:rPr>
+              <w:t xml:space="preserve"> Regional Santander</w:t>
             </w:r>
           </w:p>
         </w:tc>
@@ -12756,7 +12778,31 @@
               <w:rPr>
                 <w:lang w:val="es-CO"/>
               </w:rPr>
-              <w:t>Centro de Formación en Diseño, Confección y Moda Regional - Antioquia</w:t>
+              <w:t xml:space="preserve">Centro de Formación en Diseño, Confección y Moda </w:t>
+            </w:r>
+            <w:r>
+              <w:rPr>
+                <w:lang w:val="es-CO"/>
+              </w:rPr>
+              <w:t xml:space="preserve">- </w:t>
+            </w:r>
+            <w:r>
+              <w:rPr>
+                <w:lang w:val="es-CO"/>
+              </w:rPr>
+              <w:t>Regional</w:t>
+            </w:r>
+            <w:r>
+              <w:rPr>
+                <w:lang w:val="es-CO"/>
+              </w:rPr>
+              <w:t xml:space="preserve"> </w:t>
+            </w:r>
+            <w:r>
+              <w:rPr>
+                <w:lang w:val="es-CO"/>
+              </w:rPr>
+              <w:t>Antioquia</w:t>
             </w:r>
           </w:p>
         </w:tc>
@@ -12830,7 +12876,23 @@
                 <w:szCs w:val="24"/>
                 <w:lang w:val="es-CO"/>
               </w:rPr>
-              <w:t>Centro de Formación en Diseño, Confección y Moda Regional - Antioquia</w:t>
+              <w:t xml:space="preserve">Centro de Formación en Diseño, Confección y Moda </w:t>
+            </w:r>
+            <w:r>
+              <w:rPr>
+                <w:rFonts w:cs="Calibri"/>
+                <w:szCs w:val="24"/>
+                <w:lang w:val="es-CO"/>
+              </w:rPr>
+              <w:t xml:space="preserve">- </w:t>
+            </w:r>
+            <w:r>
+              <w:rPr>
+                <w:rFonts w:cs="Calibri"/>
+                <w:szCs w:val="24"/>
+                <w:lang w:val="es-CO"/>
+              </w:rPr>
+              <w:t>Regional Antioquia</w:t>
             </w:r>
           </w:p>
         </w:tc>
@@ -12895,7 +12957,19 @@
               <w:rPr>
                 <w:lang w:val="es-CO"/>
               </w:rPr>
-              <w:t>Centro Industrial del Diseño y la Manufactura Regional - Santander</w:t>
+              <w:t>Centro Industrial del Diseño y la Manufactura</w:t>
+            </w:r>
+            <w:r>
+              <w:rPr>
+                <w:lang w:val="es-CO"/>
+              </w:rPr>
+              <w:t xml:space="preserve"> -</w:t>
+            </w:r>
+            <w:r>
+              <w:rPr>
+                <w:lang w:val="es-CO"/>
+              </w:rPr>
+              <w:t xml:space="preserve"> Regional Santander</w:t>
             </w:r>
           </w:p>
         </w:tc>
@@ -12912,24 +12986,11 @@
             <w:pPr>
               <w:pStyle w:val="TextoTablas"/>
               <w:rPr>
-                <w:rFonts w:cs="Calibri"/>
-                <w:szCs w:val="24"/>
                 <w:lang w:val="es-CO"/>
               </w:rPr>
             </w:pPr>
-            <w:proofErr w:type="spellStart"/>
-            <w:r>
-              <w:rPr>
-                <w:lang w:val="es-CO"/>
-              </w:rPr>
-              <w:t>Jesus</w:t>
-            </w:r>
-            <w:proofErr w:type="spellEnd"/>
-            <w:r>
-              <w:rPr>
-                <w:lang w:val="es-CO"/>
-              </w:rPr>
-              <w:t xml:space="preserve"> Antonio Vecino Valero</w:t>
+            <w:r>
+              <w:t>Andrés Felipe Velandia Espitia</w:t>
             </w:r>
           </w:p>
         </w:tc>
@@ -12941,16 +13002,11 @@
             <w:pPr>
               <w:pStyle w:val="TextoTablas"/>
               <w:rPr>
-                <w:rFonts w:cs="Calibri"/>
-                <w:szCs w:val="24"/>
                 <w:lang w:val="es-CO"/>
               </w:rPr>
             </w:pPr>
             <w:r>
-              <w:rPr>
-                <w:lang w:val="es-CO"/>
-              </w:rPr>
-              <w:t xml:space="preserve">Diseñador web </w:t>
+              <w:t>Revisor metodológico y pedagógico</w:t>
             </w:r>
           </w:p>
         </w:tc>
@@ -12962,16 +13018,17 @@
             <w:pPr>
               <w:pStyle w:val="TextoTablas"/>
               <w:rPr>
-                <w:rFonts w:cs="Calibri"/>
-                <w:szCs w:val="24"/>
                 <w:lang w:val="es-CO"/>
               </w:rPr>
             </w:pPr>
             <w:r>
-              <w:rPr>
-                <w:lang w:val="es-CO"/>
-              </w:rPr>
-              <w:t>Centro de Comercio y Servicios – Regional Atlántico</w:t>
+              <w:t xml:space="preserve">Centro de Diseño Y Metrología </w:t>
+            </w:r>
+            <w:r>
+              <w:t>-</w:t>
+            </w:r>
+            <w:r>
+              <w:t>Regional Distrito Capital</w:t>
             </w:r>
           </w:p>
         </w:tc>
@@ -12985,16 +13042,11 @@
             <w:pPr>
               <w:pStyle w:val="TextoTablas"/>
               <w:rPr>
-                <w:rFonts w:cs="Calibri"/>
-                <w:szCs w:val="24"/>
                 <w:lang w:val="es-CO"/>
               </w:rPr>
             </w:pPr>
             <w:r>
-              <w:rPr>
-                <w:lang w:val="es-CO"/>
-              </w:rPr>
-              <w:t>Carlos Andrés Diaz Pinto</w:t>
+              <w:t>Uriel Darío González Montoya</w:t>
             </w:r>
           </w:p>
         </w:tc>
@@ -13006,33 +13058,12 @@
             <w:pPr>
               <w:pStyle w:val="TextoTablas"/>
               <w:rPr>
-                <w:rFonts w:cs="Calibri"/>
-                <w:szCs w:val="24"/>
                 <w:lang w:val="es-CO"/>
               </w:rPr>
             </w:pPr>
             <w:r>
-              <w:rPr>
-                <w:lang w:val="es-CO"/>
-              </w:rPr>
-              <w:t xml:space="preserve">Desarrollador </w:t>
-            </w:r>
-            <w:r>
-              <w:rPr>
-                <w:rStyle w:val="Extranjerismo"/>
-                <w:lang w:val="es-CO"/>
-              </w:rPr>
-              <w:t xml:space="preserve">full </w:t>
-            </w:r>
-            <w:proofErr w:type="spellStart"/>
-            <w:r>
-              <w:rPr>
-                <w:rStyle w:val="Extranjerismo"/>
-                <w:lang w:val="es-CO"/>
-              </w:rPr>
-              <w:t>stack</w:t>
-            </w:r>
-            <w:proofErr w:type="spellEnd"/>
+              <w:t>Acompañamiento pedagógico</w:t>
+            </w:r>
           </w:p>
         </w:tc>
         <w:tc>
@@ -13043,16 +13074,17 @@
             <w:pPr>
               <w:pStyle w:val="TextoTablas"/>
               <w:rPr>
-                <w:rFonts w:cs="Calibri"/>
-                <w:szCs w:val="24"/>
                 <w:lang w:val="es-CO"/>
               </w:rPr>
             </w:pPr>
             <w:r>
-              <w:rPr>
-                <w:lang w:val="es-CO"/>
-              </w:rPr>
-              <w:t>Centro de Comercio y Servicios – Regional Atlántico</w:t>
+              <w:t xml:space="preserve">Centro Agropecuario La Granja </w:t>
+            </w:r>
+            <w:r>
+              <w:t>-</w:t>
+            </w:r>
+            <w:r>
+              <w:t>Regional Tolima</w:t>
             </w:r>
           </w:p>
         </w:tc>
@@ -13074,11 +13106,19 @@
                 <w:lang w:val="es-CO"/>
               </w:rPr>
             </w:pPr>
-            <w:r>
-              <w:rPr>
-                <w:lang w:val="es-CO"/>
-              </w:rPr>
-              <w:t>Nelson Iván Vera Briceño</w:t>
+            <w:proofErr w:type="spellStart"/>
+            <w:r>
+              <w:rPr>
+                <w:lang w:val="es-CO"/>
+              </w:rPr>
+              <w:t>Jesus</w:t>
+            </w:r>
+            <w:proofErr w:type="spellEnd"/>
+            <w:r>
+              <w:rPr>
+                <w:lang w:val="es-CO"/>
+              </w:rPr>
+              <w:t xml:space="preserve"> Antonio Vecino Valero</w:t>
             </w:r>
           </w:p>
         </w:tc>
@@ -13099,7 +13139,7 @@
               <w:rPr>
                 <w:lang w:val="es-CO"/>
               </w:rPr>
-              <w:t xml:space="preserve">Animador y productor audiovisual </w:t>
+              <w:t xml:space="preserve">Diseñador web </w:t>
             </w:r>
           </w:p>
         </w:tc>
@@ -13120,7 +13160,19 @@
               <w:rPr>
                 <w:lang w:val="es-CO"/>
               </w:rPr>
-              <w:t>Centro de Comercio y Servicios – Regional Atlántico</w:t>
+              <w:t xml:space="preserve">Centro de Comercio y Servicios </w:t>
+            </w:r>
+            <w:r>
+              <w:rPr>
+                <w:lang w:val="es-CO"/>
+              </w:rPr>
+              <w:t>-</w:t>
+            </w:r>
+            <w:r>
+              <w:rPr>
+                <w:lang w:val="es-CO"/>
+              </w:rPr>
+              <w:t>Regional Atlántico</w:t>
             </w:r>
           </w:p>
         </w:tc>
@@ -13134,6 +13186,8 @@
             <w:pPr>
               <w:pStyle w:val="TextoTablas"/>
               <w:rPr>
+                <w:rFonts w:cs="Calibri"/>
+                <w:szCs w:val="24"/>
                 <w:lang w:val="es-CO"/>
               </w:rPr>
             </w:pPr>
@@ -13141,7 +13195,7 @@
               <w:rPr>
                 <w:lang w:val="es-CO"/>
               </w:rPr>
-              <w:t>Zuleidy María Ruíz Torres</w:t>
+              <w:t>Carlos Andrés Diaz Pinto</w:t>
             </w:r>
           </w:p>
         </w:tc>
@@ -13153,6 +13207,8 @@
             <w:pPr>
               <w:pStyle w:val="TextoTablas"/>
               <w:rPr>
+                <w:rFonts w:cs="Calibri"/>
+                <w:szCs w:val="24"/>
                 <w:lang w:val="es-CO"/>
               </w:rPr>
             </w:pPr>
@@ -13160,8 +13216,24 @@
               <w:rPr>
                 <w:lang w:val="es-CO"/>
               </w:rPr>
-              <w:t>Producción audiovisual</w:t>
-            </w:r>
+              <w:t xml:space="preserve">Desarrollador </w:t>
+            </w:r>
+            <w:r>
+              <w:rPr>
+                <w:rStyle w:val="Extranjerismo"/>
+                <w:lang w:val="es-CO"/>
+              </w:rPr>
+              <w:t xml:space="preserve">full </w:t>
+            </w:r>
+            <w:proofErr w:type="spellStart"/>
+            <w:r>
+              <w:rPr>
+                <w:rStyle w:val="Extranjerismo"/>
+                <w:lang w:val="es-CO"/>
+              </w:rPr>
+              <w:t>stack</w:t>
+            </w:r>
+            <w:proofErr w:type="spellEnd"/>
           </w:p>
         </w:tc>
         <w:tc>
@@ -13172,6 +13244,8 @@
             <w:pPr>
               <w:pStyle w:val="TextoTablas"/>
               <w:rPr>
+                <w:rFonts w:cs="Calibri"/>
+                <w:szCs w:val="24"/>
                 <w:lang w:val="es-CO"/>
               </w:rPr>
             </w:pPr>
@@ -13179,7 +13253,19 @@
               <w:rPr>
                 <w:lang w:val="es-CO"/>
               </w:rPr>
-              <w:t>Centro de Comercio y Servicios Regional - Tolima</w:t>
+              <w:t xml:space="preserve">Centro de Comercio y Servicios </w:t>
+            </w:r>
+            <w:r>
+              <w:rPr>
+                <w:lang w:val="es-CO"/>
+              </w:rPr>
+              <w:t>-</w:t>
+            </w:r>
+            <w:r>
+              <w:rPr>
+                <w:lang w:val="es-CO"/>
+              </w:rPr>
+              <w:t>Regional Atlántico</w:t>
             </w:r>
           </w:p>
         </w:tc>
@@ -13196,6 +13282,8 @@
             <w:pPr>
               <w:pStyle w:val="TextoTablas"/>
               <w:rPr>
+                <w:rFonts w:cs="Calibri"/>
+                <w:szCs w:val="24"/>
                 <w:lang w:val="es-CO"/>
               </w:rPr>
             </w:pPr>
@@ -13203,7 +13291,7 @@
               <w:rPr>
                 <w:lang w:val="es-CO"/>
               </w:rPr>
-              <w:t>Adriana Marcela Suarez</w:t>
+              <w:t>Nelson Iván Vera Briceño</w:t>
             </w:r>
           </w:p>
         </w:tc>
@@ -13215,6 +13303,8 @@
             <w:pPr>
               <w:pStyle w:val="TextoTablas"/>
               <w:rPr>
+                <w:rFonts w:cs="Calibri"/>
+                <w:szCs w:val="24"/>
                 <w:lang w:val="es-CO"/>
               </w:rPr>
             </w:pPr>
@@ -13222,7 +13312,7 @@
               <w:rPr>
                 <w:lang w:val="es-CO"/>
               </w:rPr>
-              <w:t>Producción audiovisual</w:t>
+              <w:t xml:space="preserve">Animador y productor audiovisual </w:t>
             </w:r>
           </w:p>
         </w:tc>
@@ -13234,6 +13324,8 @@
             <w:pPr>
               <w:pStyle w:val="TextoTablas"/>
               <w:rPr>
+                <w:rFonts w:cs="Calibri"/>
+                <w:szCs w:val="24"/>
                 <w:lang w:val="es-CO"/>
               </w:rPr>
             </w:pPr>
@@ -13241,7 +13333,19 @@
               <w:rPr>
                 <w:lang w:val="es-CO"/>
               </w:rPr>
-              <w:t>Centro Industrial del Diseño y la Manufactura Regional - Santander</w:t>
+              <w:t xml:space="preserve">Centro de Comercio y Servicios </w:t>
+            </w:r>
+            <w:r>
+              <w:rPr>
+                <w:lang w:val="es-CO"/>
+              </w:rPr>
+              <w:t>-</w:t>
+            </w:r>
+            <w:r>
+              <w:rPr>
+                <w:lang w:val="es-CO"/>
+              </w:rPr>
+              <w:t>Regional Atlántico</w:t>
             </w:r>
           </w:p>
         </w:tc>
@@ -13263,7 +13367,7 @@
                 <w:lang w:val="es-CO"/>
               </w:rPr>
               <w:lastRenderedPageBreak/>
-              <w:t>Angela Maldonado Jaime</w:t>
+              <w:t>Zuleidy María Ruíz Torres</w:t>
             </w:r>
           </w:p>
         </w:tc>
@@ -13301,7 +13405,19 @@
               <w:rPr>
                 <w:lang w:val="es-CO"/>
               </w:rPr>
-              <w:t>Centro Industrial del Diseño y la Manufactura Regional - Santander</w:t>
+              <w:t xml:space="preserve">Centro de Comercio y Servicios </w:t>
+            </w:r>
+            <w:r>
+              <w:rPr>
+                <w:lang w:val="es-CO"/>
+              </w:rPr>
+              <w:t>-</w:t>
+            </w:r>
+            <w:r>
+              <w:rPr>
+                <w:lang w:val="es-CO"/>
+              </w:rPr>
+              <w:t>Regional Tolima</w:t>
             </w:r>
           </w:p>
         </w:tc>
@@ -13325,7 +13441,7 @@
               <w:rPr>
                 <w:lang w:val="es-CO"/>
               </w:rPr>
-              <w:t>Daniela Bedoya Muñoz</w:t>
+              <w:t>Adriana Marcela Suarez</w:t>
             </w:r>
           </w:p>
         </w:tc>
@@ -13363,7 +13479,19 @@
               <w:rPr>
                 <w:lang w:val="es-CO"/>
               </w:rPr>
-              <w:t>Centro Industrial del Diseño y la Manufactura Regional - Santander</w:t>
+              <w:t xml:space="preserve">Centro Industrial del Diseño y la Manufactura </w:t>
+            </w:r>
+            <w:r>
+              <w:rPr>
+                <w:lang w:val="es-CO"/>
+              </w:rPr>
+              <w:t xml:space="preserve">- </w:t>
+            </w:r>
+            <w:r>
+              <w:rPr>
+                <w:lang w:val="es-CO"/>
+              </w:rPr>
+              <w:t>Regional Santander</w:t>
             </w:r>
           </w:p>
         </w:tc>
@@ -13384,30 +13512,8 @@
               <w:rPr>
                 <w:lang w:val="es-CO"/>
               </w:rPr>
-              <w:t xml:space="preserve">Gilberto Junior </w:t>
-            </w:r>
-            <w:proofErr w:type="spellStart"/>
-            <w:r>
-              <w:rPr>
-                <w:lang w:val="es-CO"/>
-              </w:rPr>
-              <w:t>Rodriguez</w:t>
-            </w:r>
-            <w:proofErr w:type="spellEnd"/>
-            <w:r>
-              <w:rPr>
-                <w:lang w:val="es-CO"/>
-              </w:rPr>
-              <w:t xml:space="preserve"> </w:t>
-            </w:r>
-            <w:proofErr w:type="spellStart"/>
-            <w:r>
-              <w:rPr>
-                <w:lang w:val="es-CO"/>
-              </w:rPr>
-              <w:t>Rodriguez</w:t>
-            </w:r>
-            <w:proofErr w:type="spellEnd"/>
+              <w:t>Angela Maldonado Jaime</w:t>
+            </w:r>
           </w:p>
         </w:tc>
         <w:tc>
@@ -13444,7 +13550,19 @@
               <w:rPr>
                 <w:lang w:val="es-CO"/>
               </w:rPr>
-              <w:t>Centro Industrial del Diseño y la Manufactura Regional - Santander</w:t>
+              <w:t xml:space="preserve">Centro Industrial del Diseño y la Manufactura </w:t>
+            </w:r>
+            <w:r>
+              <w:rPr>
+                <w:lang w:val="es-CO"/>
+              </w:rPr>
+              <w:t xml:space="preserve">- </w:t>
+            </w:r>
+            <w:r>
+              <w:rPr>
+                <w:lang w:val="es-CO"/>
+              </w:rPr>
+              <w:t>Regional Santander</w:t>
             </w:r>
           </w:p>
         </w:tc>
@@ -13468,7 +13586,7 @@
               <w:rPr>
                 <w:lang w:val="es-CO"/>
               </w:rPr>
-              <w:t>Wilson Andrés Arenales Caceres</w:t>
+              <w:t>Daniela Bedoya Muñoz</w:t>
             </w:r>
           </w:p>
         </w:tc>
@@ -13506,7 +13624,19 @@
               <w:rPr>
                 <w:lang w:val="es-CO"/>
               </w:rPr>
-              <w:t>Centro Industrial del Diseño y la Manufactura Regional - Santander</w:t>
+              <w:t xml:space="preserve">Centro Industrial del Diseño y la Manufactura </w:t>
+            </w:r>
+            <w:r>
+              <w:rPr>
+                <w:lang w:val="es-CO"/>
+              </w:rPr>
+              <w:t xml:space="preserve">- </w:t>
+            </w:r>
+            <w:r>
+              <w:rPr>
+                <w:lang w:val="es-CO"/>
+              </w:rPr>
+              <w:t>Regional Santander</w:t>
             </w:r>
           </w:p>
         </w:tc>
@@ -13527,8 +13657,30 @@
               <w:rPr>
                 <w:lang w:val="es-CO"/>
               </w:rPr>
-              <w:t>Luz Karime Amaya Cabra</w:t>
-            </w:r>
+              <w:t xml:space="preserve">Gilberto Junior </w:t>
+            </w:r>
+            <w:proofErr w:type="spellStart"/>
+            <w:r>
+              <w:rPr>
+                <w:lang w:val="es-CO"/>
+              </w:rPr>
+              <w:t>Rodriguez</w:t>
+            </w:r>
+            <w:proofErr w:type="spellEnd"/>
+            <w:r>
+              <w:rPr>
+                <w:lang w:val="es-CO"/>
+              </w:rPr>
+              <w:t xml:space="preserve"> </w:t>
+            </w:r>
+            <w:proofErr w:type="spellStart"/>
+            <w:r>
+              <w:rPr>
+                <w:lang w:val="es-CO"/>
+              </w:rPr>
+              <w:t>Rodriguez</w:t>
+            </w:r>
+            <w:proofErr w:type="spellEnd"/>
           </w:p>
         </w:tc>
         <w:tc>
@@ -13546,7 +13698,7 @@
               <w:rPr>
                 <w:lang w:val="es-CO"/>
               </w:rPr>
-              <w:t xml:space="preserve">Evaluador de contenidos inclusivos y accesibles </w:t>
+              <w:t>Producción audiovisual</w:t>
             </w:r>
           </w:p>
         </w:tc>
@@ -13565,7 +13717,19 @@
               <w:rPr>
                 <w:lang w:val="es-CO"/>
               </w:rPr>
-              <w:t>Centro de Comercio y Servicios – Regional Atlántico</w:t>
+              <w:t xml:space="preserve">Centro Industrial del Diseño y la Manufactura </w:t>
+            </w:r>
+            <w:r>
+              <w:rPr>
+                <w:lang w:val="es-CO"/>
+              </w:rPr>
+              <w:t xml:space="preserve">- </w:t>
+            </w:r>
+            <w:r>
+              <w:rPr>
+                <w:lang w:val="es-CO"/>
+              </w:rPr>
+              <w:t>Regional Santander</w:t>
             </w:r>
           </w:p>
         </w:tc>
@@ -13589,7 +13753,7 @@
               <w:rPr>
                 <w:lang w:val="es-CO"/>
               </w:rPr>
-              <w:t>Laura Daniela Burgos Rueda</w:t>
+              <w:t>Wilson Andrés Arenales Caceres</w:t>
             </w:r>
           </w:p>
         </w:tc>
@@ -13608,7 +13772,7 @@
               <w:rPr>
                 <w:lang w:val="es-CO"/>
               </w:rPr>
-              <w:t xml:space="preserve">Evaluador de contenidos inclusivos y accesibles </w:t>
+              <w:t>Producción audiovisual</w:t>
             </w:r>
           </w:p>
         </w:tc>
@@ -13627,7 +13791,19 @@
               <w:rPr>
                 <w:lang w:val="es-CO"/>
               </w:rPr>
-              <w:t>Centro de Comercio y Servicios – Regional Atlántico</w:t>
+              <w:t>Centro Industrial del Diseño y la Manufactura</w:t>
+            </w:r>
+            <w:r>
+              <w:rPr>
+                <w:lang w:val="es-CO"/>
+              </w:rPr>
+              <w:t xml:space="preserve"> -</w:t>
+            </w:r>
+            <w:r>
+              <w:rPr>
+                <w:lang w:val="es-CO"/>
+              </w:rPr>
+              <w:t xml:space="preserve"> Regional Santander</w:t>
             </w:r>
           </w:p>
         </w:tc>
@@ -13648,7 +13824,7 @@
               <w:rPr>
                 <w:lang w:val="es-CO"/>
               </w:rPr>
-              <w:t>Jonathan Adié Villafañe</w:t>
+              <w:t>Luz Karime Amaya Cabra</w:t>
             </w:r>
           </w:p>
         </w:tc>
@@ -13667,7 +13843,7 @@
               <w:rPr>
                 <w:lang w:val="es-CO"/>
               </w:rPr>
-              <w:t xml:space="preserve">Validador y vinculador de recursos digitales </w:t>
+              <w:t xml:space="preserve">Evaluador de contenidos inclusivos y accesibles </w:t>
             </w:r>
           </w:p>
         </w:tc>
@@ -13686,7 +13862,19 @@
               <w:rPr>
                 <w:lang w:val="es-CO"/>
               </w:rPr>
-              <w:t>Centro de Comercio y Servicios – Regional Atlántico</w:t>
+              <w:t xml:space="preserve">Centro de Comercio y Servicios </w:t>
+            </w:r>
+            <w:r>
+              <w:rPr>
+                <w:lang w:val="es-CO"/>
+              </w:rPr>
+              <w:t>-</w:t>
+            </w:r>
+            <w:r>
+              <w:rPr>
+                <w:lang w:val="es-CO"/>
+              </w:rPr>
+              <w:t xml:space="preserve"> Regional Atlántico</w:t>
             </w:r>
           </w:p>
         </w:tc>
@@ -13703,8 +13891,6 @@
             <w:pPr>
               <w:pStyle w:val="TextoTablas"/>
               <w:rPr>
-                <w:rFonts w:cs="Calibri"/>
-                <w:szCs w:val="24"/>
                 <w:lang w:val="es-CO"/>
               </w:rPr>
             </w:pPr>
@@ -13712,7 +13898,7 @@
               <w:rPr>
                 <w:lang w:val="es-CO"/>
               </w:rPr>
-              <w:t>Karine Isabel Ospino Fritz</w:t>
+              <w:t>Laura Daniela Burgos Rueda</w:t>
             </w:r>
           </w:p>
         </w:tc>
@@ -13724,8 +13910,6 @@
             <w:pPr>
               <w:pStyle w:val="TextoTablas"/>
               <w:rPr>
-                <w:rFonts w:cs="Calibri"/>
-                <w:szCs w:val="24"/>
                 <w:lang w:val="es-CO"/>
               </w:rPr>
             </w:pPr>
@@ -13733,7 +13917,7 @@
               <w:rPr>
                 <w:lang w:val="es-CO"/>
               </w:rPr>
-              <w:t xml:space="preserve">Validador y vinculador de recursos digitales </w:t>
+              <w:t xml:space="preserve">Evaluador de contenidos inclusivos y accesibles </w:t>
             </w:r>
           </w:p>
         </w:tc>
@@ -13745,6 +13929,113 @@
             <w:pPr>
               <w:pStyle w:val="TextoTablas"/>
               <w:rPr>
+                <w:lang w:val="es-CO"/>
+              </w:rPr>
+            </w:pPr>
+            <w:r>
+              <w:rPr>
+                <w:lang w:val="es-CO"/>
+              </w:rPr>
+              <w:t xml:space="preserve">Centro de Comercio y Servicios </w:t>
+            </w:r>
+            <w:r>
+              <w:rPr>
+                <w:lang w:val="es-CO"/>
+              </w:rPr>
+              <w:t>-</w:t>
+            </w:r>
+            <w:r>
+              <w:rPr>
+                <w:lang w:val="es-CO"/>
+              </w:rPr>
+              <w:t xml:space="preserve"> Regional Atlántico</w:t>
+            </w:r>
+          </w:p>
+        </w:tc>
+      </w:tr>
+      <w:tr>
+        <w:tc>
+          <w:tcPr>
+            <w:tcW w:w="2830" w:type="dxa"/>
+          </w:tcPr>
+          <w:p>
+            <w:pPr>
+              <w:pStyle w:val="TextoTablas"/>
+              <w:rPr>
+                <w:lang w:val="es-CO"/>
+              </w:rPr>
+            </w:pPr>
+            <w:r>
+              <w:rPr>
+                <w:lang w:val="es-CO"/>
+              </w:rPr>
+              <w:t>Jonathan Adié Villafañe</w:t>
+            </w:r>
+          </w:p>
+        </w:tc>
+        <w:tc>
+          <w:tcPr>
+            <w:tcW w:w="3261" w:type="dxa"/>
+          </w:tcPr>
+          <w:p>
+            <w:pPr>
+              <w:pStyle w:val="TextoTablas"/>
+              <w:rPr>
+                <w:lang w:val="es-CO"/>
+              </w:rPr>
+            </w:pPr>
+            <w:r>
+              <w:rPr>
+                <w:lang w:val="es-CO"/>
+              </w:rPr>
+              <w:t xml:space="preserve">Validador y vinculador de recursos digitales </w:t>
+            </w:r>
+          </w:p>
+        </w:tc>
+        <w:tc>
+          <w:tcPr>
+            <w:tcW w:w="3969" w:type="dxa"/>
+          </w:tcPr>
+          <w:p>
+            <w:pPr>
+              <w:pStyle w:val="TextoTablas"/>
+              <w:rPr>
+                <w:lang w:val="es-CO"/>
+              </w:rPr>
+            </w:pPr>
+            <w:r>
+              <w:rPr>
+                <w:lang w:val="es-CO"/>
+              </w:rPr>
+              <w:t>Centro de Comercio y Servicios</w:t>
+            </w:r>
+            <w:r>
+              <w:rPr>
+                <w:lang w:val="es-CO"/>
+              </w:rPr>
+              <w:t xml:space="preserve"> -</w:t>
+            </w:r>
+            <w:r>
+              <w:rPr>
+                <w:lang w:val="es-CO"/>
+              </w:rPr>
+              <w:t xml:space="preserve"> Regional Atlántico</w:t>
+            </w:r>
+          </w:p>
+        </w:tc>
+      </w:tr>
+      <w:tr>
+        <w:trPr>
+          <w:cnfStyle w:val="000000100000" w:firstRow="0" w:lastRow="0" w:firstColumn="0" w:lastColumn="0" w:oddVBand="0" w:evenVBand="0" w:oddHBand="1" w:evenHBand="0" w:firstRowFirstColumn="0" w:firstRowLastColumn="0" w:lastRowFirstColumn="0" w:lastRowLastColumn="0"/>
+        </w:trPr>
+        <w:tc>
+          <w:tcPr>
+            <w:tcW w:w="2830" w:type="dxa"/>
+          </w:tcPr>
+          <w:p>
+            <w:pPr>
+              <w:pStyle w:val="TextoTablas"/>
+              <w:rPr>
                 <w:rFonts w:cs="Calibri"/>
                 <w:szCs w:val="24"/>
                 <w:lang w:val="es-CO"/>
@@ -13754,7 +14045,61 @@
               <w:rPr>
                 <w:lang w:val="es-CO"/>
               </w:rPr>
-              <w:t>Centro de Comercio y Servicios – Regional Atlántico</w:t>
+              <w:t>Karine Isabel Ospino Fritz</w:t>
+            </w:r>
+          </w:p>
+        </w:tc>
+        <w:tc>
+          <w:tcPr>
+            <w:tcW w:w="3261" w:type="dxa"/>
+          </w:tcPr>
+          <w:p>
+            <w:pPr>
+              <w:pStyle w:val="TextoTablas"/>
+              <w:rPr>
+                <w:rFonts w:cs="Calibri"/>
+                <w:szCs w:val="24"/>
+                <w:lang w:val="es-CO"/>
+              </w:rPr>
+            </w:pPr>
+            <w:r>
+              <w:rPr>
+                <w:lang w:val="es-CO"/>
+              </w:rPr>
+              <w:t xml:space="preserve">Validador y vinculador de recursos digitales </w:t>
+            </w:r>
+          </w:p>
+        </w:tc>
+        <w:tc>
+          <w:tcPr>
+            <w:tcW w:w="3969" w:type="dxa"/>
+          </w:tcPr>
+          <w:p>
+            <w:pPr>
+              <w:pStyle w:val="TextoTablas"/>
+              <w:rPr>
+                <w:rFonts w:cs="Calibri"/>
+                <w:szCs w:val="24"/>
+                <w:lang w:val="es-CO"/>
+              </w:rPr>
+            </w:pPr>
+            <w:r>
+              <w:rPr>
+                <w:lang w:val="es-CO"/>
+              </w:rPr>
+              <w:t xml:space="preserve">Centro de Comercio y Servicios </w:t>
+            </w:r>
+            <w:r>
+              <w:rPr>
+                <w:lang w:val="es-CO"/>
+              </w:rPr>
+              <w:t>-</w:t>
+            </w:r>
+            <w:r>
+              <w:rPr>
+                <w:lang w:val="es-CO"/>
+              </w:rPr>
+              <w:t xml:space="preserve"> Regional Atlántico</w:t>
             </w:r>
           </w:p>
         </w:tc>
@@ -18234,17 +18579,23 @@
 </file>
 
 <file path=customXml/item1.xml><?xml version="1.0" encoding="utf-8"?>
-<?mso-contentType ?>
-<FormTemplates xmlns="http://schemas.microsoft.com/sharepoint/v3/contenttype/forms">
-  <Display>DocumentLibraryForm</Display>
-  <Edit>DocumentLibraryForm</Edit>
-  <New>DocumentLibraryForm</New>
-</FormTemplates>
+<p:properties xmlns:p="http://schemas.microsoft.com/office/2006/metadata/properties" xmlns:xsi="http://www.w3.org/2001/XMLSchema-instance" xmlns:pc="http://schemas.microsoft.com/office/infopath/2007/PartnerControls">
+  <documentManagement>
+    <TaxCatchAll xmlns="67a0edcd-0de5-43ed-8c27-e32f38a00c91" xsi:nil="true"/>
+    <lcf76f155ced4ddcb4097134ff3c332f xmlns="42760c81-fd8e-4d59-8953-7cdb9f38b14f">
+      <Terms xmlns="http://schemas.microsoft.com/office/infopath/2007/PartnerControls"/>
+    </lcf76f155ced4ddcb4097134ff3c332f>
+  </documentManagement>
+</p:properties>
 </file>
 
 <file path=customXml/item2.xml><?xml version="1.0" encoding="utf-8"?>
-<ct:contentTypeSchema xmlns:ct="http://schemas.microsoft.com/office/2006/metadata/contentType" xmlns:ma="http://schemas.microsoft.com/office/2006/metadata/properties/metaAttributes" ct:_="" ma:_="" ma:contentTypeName="Documento" ma:contentTypeID="0x01010005252A1EF3BD024F856B47B579AB5244" ma:contentTypeVersion="11" ma:contentTypeDescription="Crear nuevo documento." ma:contentTypeScope="" ma:versionID="92b81066167b779aaeee7a3d91bad2fd">
-  <xsd:schema xmlns:xsd="http://www.w3.org/2001/XMLSchema" xmlns:xs="http://www.w3.org/2001/XMLSchema" xmlns:p="http://schemas.microsoft.com/office/2006/metadata/properties" xmlns:ns2="42760c81-fd8e-4d59-8953-7cdb9f38b14f" xmlns:ns3="67a0edcd-0de5-43ed-8c27-e32f38a00c91" targetNamespace="http://schemas.microsoft.com/office/2006/metadata/properties" ma:root="true" ma:fieldsID="83cd6766d967e870b9368cac1ade74e6" ns2:_="" ns3:_="">
+<b:Sources xmlns:b="http://schemas.openxmlformats.org/officeDocument/2006/bibliography" xmlns="http://schemas.openxmlformats.org/officeDocument/2006/bibliography" SelectedStyle="\APASixthEditionOfficeOnline.xsl" StyleName="APA" Version="6"/>
+</file>
+
+<file path=customXml/item3.xml><?xml version="1.0" encoding="utf-8"?>
+<ct:contentTypeSchema xmlns:ct="http://schemas.microsoft.com/office/2006/metadata/contentType" xmlns:ma="http://schemas.microsoft.com/office/2006/metadata/properties/metaAttributes" ct:_="" ma:_="" ma:contentTypeName="Documento" ma:contentTypeID="0x01010005252A1EF3BD024F856B47B579AB5244" ma:contentTypeVersion="12" ma:contentTypeDescription="Crear nuevo documento." ma:contentTypeScope="" ma:versionID="32d0e18b85ac20c34eab62df21c0cf58">
+  <xsd:schema xmlns:xsd="http://www.w3.org/2001/XMLSchema" xmlns:xs="http://www.w3.org/2001/XMLSchema" xmlns:p="http://schemas.microsoft.com/office/2006/metadata/properties" xmlns:ns2="42760c81-fd8e-4d59-8953-7cdb9f38b14f" xmlns:ns3="67a0edcd-0de5-43ed-8c27-e32f38a00c91" targetNamespace="http://schemas.microsoft.com/office/2006/metadata/properties" ma:root="true" ma:fieldsID="cc2c149e99f10870fd5bc3964e5386d3" ns2:_="" ns3:_="">
     <xsd:import namespace="42760c81-fd8e-4d59-8953-7cdb9f38b14f"/>
     <xsd:import namespace="67a0edcd-0de5-43ed-8c27-e32f38a00c91"/>
     <xsd:element name="properties">
@@ -18263,6 +18614,7 @@
                 <xsd:element ref="ns2:lcf76f155ced4ddcb4097134ff3c332f" minOccurs="0"/>
                 <xsd:element ref="ns3:TaxCatchAll" minOccurs="0"/>
                 <xsd:element ref="ns2:MediaServiceOCR" minOccurs="0"/>
+                <xsd:element ref="ns2:MediaServiceLocation" minOccurs="0"/>
               </xsd:all>
             </xsd:complexType>
           </xsd:element>
@@ -18320,6 +18672,11 @@
         <xsd:restriction base="dms:Note">
           <xsd:maxLength value="255"/>
         </xsd:restriction>
+      </xsd:simpleType>
+    </xsd:element>
+    <xsd:element name="MediaServiceLocation" ma:index="19" nillable="true" ma:displayName="Location" ma:description="" ma:indexed="true" ma:internalName="MediaServiceLocation" ma:readOnly="true">
+      <xsd:simpleType>
+        <xsd:restriction base="dms:Text"/>
       </xsd:simpleType>
     </xsd:element>
   </xsd:schema>
@@ -18437,42 +18794,16 @@
 </ct:contentTypeSchema>
 </file>
 
-<file path=customXml/item3.xml><?xml version="1.0" encoding="utf-8"?>
-<b:Sources xmlns:b="http://schemas.openxmlformats.org/officeDocument/2006/bibliography" xmlns="http://schemas.openxmlformats.org/officeDocument/2006/bibliography" SelectedStyle="\APASixthEditionOfficeOnline.xsl" StyleName="APA" Version="6"/>
-</file>
-
 <file path=customXml/item4.xml><?xml version="1.0" encoding="utf-8"?>
-<p:properties xmlns:p="http://schemas.microsoft.com/office/2006/metadata/properties" xmlns:xsi="http://www.w3.org/2001/XMLSchema-instance" xmlns:pc="http://schemas.microsoft.com/office/infopath/2007/PartnerControls">
-  <documentManagement>
-    <TaxCatchAll xmlns="67a0edcd-0de5-43ed-8c27-e32f38a00c91" xsi:nil="true"/>
-    <lcf76f155ced4ddcb4097134ff3c332f xmlns="42760c81-fd8e-4d59-8953-7cdb9f38b14f">
-      <Terms xmlns="http://schemas.microsoft.com/office/infopath/2007/PartnerControls"/>
-    </lcf76f155ced4ddcb4097134ff3c332f>
-  </documentManagement>
-</p:properties>
+<?mso-contentType ?>
+<FormTemplates xmlns="http://schemas.microsoft.com/sharepoint/v3/contenttype/forms">
+  <Display>DocumentLibraryForm</Display>
+  <Edit>DocumentLibraryForm</Edit>
+  <New>DocumentLibraryForm</New>
+</FormTemplates>
 </file>
 
 <file path=customXml/itemProps1.xml><?xml version="1.0" encoding="utf-8"?>
-<ds:datastoreItem xmlns:ds="http://schemas.openxmlformats.org/officeDocument/2006/customXml" ds:itemID="{81CBDEC1-3B00-44ED-AD36-0268077980BA}">
-  <ds:schemaRefs>
-    <ds:schemaRef ds:uri="http://schemas.microsoft.com/sharepoint/v3/contenttype/forms"/>
-  </ds:schemaRefs>
-</ds:datastoreItem>
-</file>
-
-<file path=customXml/itemProps2.xml><?xml version="1.0" encoding="utf-8"?>
-<ds:datastoreItem xmlns:ds="http://schemas.openxmlformats.org/officeDocument/2006/customXml" ds:itemID="{9D7377C9-EB5B-4D67-9A43-9A10A323EAD1}"/>
-</file>
-
-<file path=customXml/itemProps3.xml><?xml version="1.0" encoding="utf-8"?>
-<ds:datastoreItem xmlns:ds="http://schemas.openxmlformats.org/officeDocument/2006/customXml" ds:itemID="{E8AB44A3-7C62-4BD2-82ED-8ABC209970FA}">
-  <ds:schemaRefs>
-    <ds:schemaRef ds:uri="http://schemas.openxmlformats.org/officeDocument/2006/bibliography"/>
-  </ds:schemaRefs>
-</ds:datastoreItem>
-</file>
-
-<file path=customXml/itemProps4.xml><?xml version="1.0" encoding="utf-8"?>
 <ds:datastoreItem xmlns:ds="http://schemas.openxmlformats.org/officeDocument/2006/customXml" ds:itemID="{1145D752-ACC1-45E1-AB53-0C756F67FC7F}">
   <ds:schemaRefs>
     <ds:schemaRef ds:uri="http://schemas.microsoft.com/office/2006/metadata/properties"/>
@@ -18481,4 +18812,24 @@
     <ds:schemaRef ds:uri="a70d3c18-0869-45a1-9f75-4b4b8f0f32be"/>
   </ds:schemaRefs>
 </ds:datastoreItem>
+</file>
+
+<file path=customXml/itemProps2.xml><?xml version="1.0" encoding="utf-8"?>
+<ds:datastoreItem xmlns:ds="http://schemas.openxmlformats.org/officeDocument/2006/customXml" ds:itemID="{E8AB44A3-7C62-4BD2-82ED-8ABC209970FA}">
+  <ds:schemaRefs>
+    <ds:schemaRef ds:uri="http://schemas.openxmlformats.org/officeDocument/2006/bibliography"/>
+  </ds:schemaRefs>
+</ds:datastoreItem>
+</file>
+
+<file path=customXml/itemProps3.xml><?xml version="1.0" encoding="utf-8"?>
+<ds:datastoreItem xmlns:ds="http://schemas.openxmlformats.org/officeDocument/2006/customXml" ds:itemID="{167FBBF2-2896-4DCD-BD8E-ECD807865969}"/>
+</file>
+
+<file path=customXml/itemProps4.xml><?xml version="1.0" encoding="utf-8"?>
+<ds:datastoreItem xmlns:ds="http://schemas.openxmlformats.org/officeDocument/2006/customXml" ds:itemID="{81CBDEC1-3B00-44ED-AD36-0268077980BA}">
+  <ds:schemaRefs>
+    <ds:schemaRef ds:uri="http://schemas.microsoft.com/sharepoint/v3/contenttype/forms"/>
+  </ds:schemaRefs>
+</ds:datastoreItem>
 </file>
--- a/fuentes/124108_CF02_DU.docx
+++ b/fuentes/124108_CF02_DU.docx
@@ -12517,7 +12517,7 @@
               <w:rPr>
                 <w:lang w:val="es-CO"/>
               </w:rPr>
-              <w:t>Responsable Nacional Ecosistema de Recursos Educativos Digitales (RED) - Profesional 06</w:t>
+              <w:t>Profesional G06. Responsable Ecosistema Virtual de Recursos Educativos Digitales</w:t>
             </w:r>
           </w:p>
         </w:tc>
@@ -18590,7 +18590,12 @@
 </file>
 
 <file path=customXml/item2.xml><?xml version="1.0" encoding="utf-8"?>
-<b:Sources xmlns:b="http://schemas.openxmlformats.org/officeDocument/2006/bibliography" xmlns="http://schemas.openxmlformats.org/officeDocument/2006/bibliography" SelectedStyle="\APASixthEditionOfficeOnline.xsl" StyleName="APA" Version="6"/>
+<?mso-contentType ?>
+<FormTemplates xmlns="http://schemas.microsoft.com/sharepoint/v3/contenttype/forms">
+  <Display>DocumentLibraryForm</Display>
+  <Edit>DocumentLibraryForm</Edit>
+  <New>DocumentLibraryForm</New>
+</FormTemplates>
 </file>
 
 <file path=customXml/item3.xml><?xml version="1.0" encoding="utf-8"?>
@@ -18795,12 +18800,7 @@
 </file>
 
 <file path=customXml/item4.xml><?xml version="1.0" encoding="utf-8"?>
-<?mso-contentType ?>
-<FormTemplates xmlns="http://schemas.microsoft.com/sharepoint/v3/contenttype/forms">
-  <Display>DocumentLibraryForm</Display>
-  <Edit>DocumentLibraryForm</Edit>
-  <New>DocumentLibraryForm</New>
-</FormTemplates>
+<b:Sources xmlns:b="http://schemas.openxmlformats.org/officeDocument/2006/bibliography" xmlns="http://schemas.openxmlformats.org/officeDocument/2006/bibliography" SelectedStyle="\APASixthEditionOfficeOnline.xsl" StyleName="APA" Version="6"/>
 </file>
 
 <file path=customXml/itemProps1.xml><?xml version="1.0" encoding="utf-8"?>
@@ -18815,21 +18815,21 @@
 </file>
 
 <file path=customXml/itemProps2.xml><?xml version="1.0" encoding="utf-8"?>
+<ds:datastoreItem xmlns:ds="http://schemas.openxmlformats.org/officeDocument/2006/customXml" ds:itemID="{81CBDEC1-3B00-44ED-AD36-0268077980BA}">
+  <ds:schemaRefs>
+    <ds:schemaRef ds:uri="http://schemas.microsoft.com/sharepoint/v3/contenttype/forms"/>
+  </ds:schemaRefs>
+</ds:datastoreItem>
+</file>
+
+<file path=customXml/itemProps3.xml><?xml version="1.0" encoding="utf-8"?>
+<ds:datastoreItem xmlns:ds="http://schemas.openxmlformats.org/officeDocument/2006/customXml" ds:itemID="{31F37E45-AB8E-4D6C-AB2A-640AA7A64023}"/>
+</file>
+
+<file path=customXml/itemProps4.xml><?xml version="1.0" encoding="utf-8"?>
 <ds:datastoreItem xmlns:ds="http://schemas.openxmlformats.org/officeDocument/2006/customXml" ds:itemID="{E8AB44A3-7C62-4BD2-82ED-8ABC209970FA}">
   <ds:schemaRefs>
     <ds:schemaRef ds:uri="http://schemas.openxmlformats.org/officeDocument/2006/bibliography"/>
   </ds:schemaRefs>
 </ds:datastoreItem>
-</file>
-
-<file path=customXml/itemProps3.xml><?xml version="1.0" encoding="utf-8"?>
-<ds:datastoreItem xmlns:ds="http://schemas.openxmlformats.org/officeDocument/2006/customXml" ds:itemID="{167FBBF2-2896-4DCD-BD8E-ECD807865969}"/>
-</file>
-
-<file path=customXml/itemProps4.xml><?xml version="1.0" encoding="utf-8"?>
-<ds:datastoreItem xmlns:ds="http://schemas.openxmlformats.org/officeDocument/2006/customXml" ds:itemID="{81CBDEC1-3B00-44ED-AD36-0268077980BA}">
-  <ds:schemaRefs>
-    <ds:schemaRef ds:uri="http://schemas.microsoft.com/sharepoint/v3/contenttype/forms"/>
-  </ds:schemaRefs>
-</ds:datastoreItem>
 </file>